--- a/MEV/SCHEDA_021/Docs/consegna docx/20220525/SIUT-SIES-MG-1.4-20220525-Aggiornamento_SIES_da_Tabelle_DGSIA_021_RegInde_SIES.docx
+++ b/MEV/SCHEDA_021/Docs/consegna docx/20220525/SIUT-SIES-MG-1.4-20220525-Aggiornamento_SIES_da_Tabelle_DGSIA_021_RegInde_SIES.docx
@@ -8,6 +8,7 @@
         <w:ind w:left="0" w:right="2" w:firstLine="0"/>
         <w:jc w:val="center"/>
       </w:pPr>
+      <w:bookmarkStart w:id="0" w:name="_GoBack"/>
       <w:r>
         <w:rPr>
           <w:noProof/>
@@ -518,7 +519,7 @@
         <w:lastRenderedPageBreak/>
         <w:t>Il presente documento è stato redatto con la collaborazione del RTI Engineering Ingegneria Informatica S.p.A. &amp; Sirfin-PA S.r.l. nell’ambito del contratto CIG 73479643B7 per lo “Sviluppo del Sistema Informativo Unitario Telematico, la manutenzione degli attuali sistemi dell’area Penale del Ministero della Giustizia e servizi correlati. Lotto 1”</w:t>
       </w:r>
-      <w:bookmarkStart w:id="0" w:name="_Hlk24008890"/>
+      <w:bookmarkStart w:id="1" w:name="_Hlk24008890"/>
       <w:r>
         <w:rPr>
           <w:rFonts w:asciiTheme="minorHAnsi" w:hAnsiTheme="minorHAnsi" w:cstheme="minorHAnsi"/>
@@ -532,7 +533,7 @@
         </w:rPr>
         <w:t>.</w:t>
       </w:r>
-      <w:bookmarkEnd w:id="0"/>
+      <w:bookmarkEnd w:id="1"/>
     </w:p>
     <w:p>
       <w:pPr>
@@ -820,7 +821,7 @@
                 <w:sz w:val="20"/>
               </w:rPr>
             </w:pPr>
-            <w:bookmarkStart w:id="1" w:name="_Hlk10558887"/>
+            <w:bookmarkStart w:id="2" w:name="_Hlk10558887"/>
             <w:r>
               <w:rPr>
                 <w:rFonts w:asciiTheme="minorHAnsi" w:hAnsiTheme="minorHAnsi" w:cstheme="minorHAnsi"/>
@@ -891,7 +892,7 @@
           </w:p>
         </w:tc>
       </w:tr>
-      <w:bookmarkEnd w:id="1"/>
+      <w:bookmarkEnd w:id="2"/>
       <w:tr>
         <w:trPr>
           <w:jc w:val="center"/>
@@ -1010,7 +1011,7 @@
                 <w:sz w:val="20"/>
               </w:rPr>
             </w:pPr>
-            <w:bookmarkStart w:id="2" w:name="_Hlk10558793"/>
+            <w:bookmarkStart w:id="3" w:name="_Hlk10558793"/>
             <w:r>
               <w:rPr>
                 <w:rFonts w:asciiTheme="minorHAnsi" w:hAnsiTheme="minorHAnsi" w:cstheme="minorHAnsi"/>
@@ -1127,8 +1128,8 @@
                 <w:sz w:val="20"/>
               </w:rPr>
             </w:pPr>
-            <w:bookmarkStart w:id="3" w:name="_Hlk10558777"/>
-            <w:bookmarkEnd w:id="2"/>
+            <w:bookmarkStart w:id="4" w:name="_Hlk10558777"/>
+            <w:bookmarkEnd w:id="3"/>
             <w:r>
               <w:rPr>
                 <w:rFonts w:asciiTheme="minorHAnsi" w:hAnsiTheme="minorHAnsi" w:cstheme="minorHAnsi"/>
@@ -1194,7 +1195,7 @@
         </w:tc>
       </w:tr>
     </w:tbl>
-    <w:bookmarkEnd w:id="3"/>
+    <w:bookmarkEnd w:id="4"/>
     <w:p>
       <w:pPr>
         <w:spacing w:after="177" w:line="259" w:lineRule="auto"/>
@@ -1839,8 +1840,6 @@
               </w:rPr>
               <w:t>Eliminato cap. 4</w:t>
             </w:r>
-            <w:bookmarkStart w:id="4" w:name="_GoBack"/>
-            <w:bookmarkEnd w:id="4"/>
           </w:p>
         </w:tc>
       </w:tr>
@@ -3275,7 +3274,7 @@
         </w:rPr>
         <w:fldChar w:fldCharType="separate"/>
       </w:r>
-      <w:hyperlink w:anchor="_Toc104384862" w:history="1">
+      <w:hyperlink w:anchor="_Toc113349869" w:history="1">
         <w:r>
           <w:rPr>
             <w:rStyle w:val="Collegamentoipertestuale"/>
@@ -3313,7 +3312,7 @@
           <w:rPr>
             <w:webHidden/>
           </w:rPr>
-          <w:instrText xml:space="preserve"> PAGEREF _Toc104384862 \h </w:instrText>
+          <w:instrText xml:space="preserve"> PAGEREF _Toc113349869 \h </w:instrText>
         </w:r>
         <w:r>
           <w:rPr>
@@ -3352,7 +3351,7 @@
           <w:color w:val="auto"/>
         </w:rPr>
       </w:pPr>
-      <w:hyperlink w:anchor="_Toc104384863" w:history="1">
+      <w:hyperlink w:anchor="_Toc113349870" w:history="1">
         <w:r>
           <w:rPr>
             <w:rStyle w:val="Collegamentoipertestuale"/>
@@ -3380,7 +3379,7 @@
             <w:noProof/>
             <w:webHidden/>
           </w:rPr>
-          <w:instrText xml:space="preserve"> PAGEREF _Toc104384863 \h </w:instrText>
+          <w:instrText xml:space="preserve"> PAGEREF _Toc113349870 \h </w:instrText>
         </w:r>
         <w:r>
           <w:rPr>
@@ -3423,7 +3422,7 @@
           <w:color w:val="auto"/>
         </w:rPr>
       </w:pPr>
-      <w:hyperlink w:anchor="_Toc104384864" w:history="1">
+      <w:hyperlink w:anchor="_Toc113349871" w:history="1">
         <w:r>
           <w:rPr>
             <w:rStyle w:val="Collegamentoipertestuale"/>
@@ -3451,7 +3450,7 @@
             <w:noProof/>
             <w:webHidden/>
           </w:rPr>
-          <w:instrText xml:space="preserve"> PAGEREF _Toc104384864 \h </w:instrText>
+          <w:instrText xml:space="preserve"> PAGEREF _Toc113349871 \h </w:instrText>
         </w:r>
         <w:r>
           <w:rPr>
@@ -3494,7 +3493,7 @@
           <w:color w:val="auto"/>
         </w:rPr>
       </w:pPr>
-      <w:hyperlink w:anchor="_Toc104384865" w:history="1">
+      <w:hyperlink w:anchor="_Toc113349872" w:history="1">
         <w:r>
           <w:rPr>
             <w:rStyle w:val="Collegamentoipertestuale"/>
@@ -3522,7 +3521,7 @@
             <w:noProof/>
             <w:webHidden/>
           </w:rPr>
-          <w:instrText xml:space="preserve"> PAGEREF _Toc104384865 \h </w:instrText>
+          <w:instrText xml:space="preserve"> PAGEREF _Toc113349872 \h </w:instrText>
         </w:r>
         <w:r>
           <w:rPr>
@@ -3565,7 +3564,7 @@
           <w:color w:val="auto"/>
         </w:rPr>
       </w:pPr>
-      <w:hyperlink w:anchor="_Toc104384866" w:history="1">
+      <w:hyperlink w:anchor="_Toc113349873" w:history="1">
         <w:r>
           <w:rPr>
             <w:rStyle w:val="Collegamentoipertestuale"/>
@@ -3601,7 +3600,7 @@
             <w:noProof/>
             <w:webHidden/>
           </w:rPr>
-          <w:instrText xml:space="preserve"> PAGEREF _Toc104384866 \h </w:instrText>
+          <w:instrText xml:space="preserve"> PAGEREF _Toc113349873 \h </w:instrText>
         </w:r>
         <w:r>
           <w:rPr>
@@ -3644,7 +3643,7 @@
           <w:color w:val="auto"/>
         </w:rPr>
       </w:pPr>
-      <w:hyperlink w:anchor="_Toc104384867" w:history="1">
+      <w:hyperlink w:anchor="_Toc113349874" w:history="1">
         <w:r>
           <w:rPr>
             <w:rStyle w:val="Collegamentoipertestuale"/>
@@ -3672,7 +3671,7 @@
             <w:noProof/>
             <w:webHidden/>
           </w:rPr>
-          <w:instrText xml:space="preserve"> PAGEREF _Toc104384867 \h </w:instrText>
+          <w:instrText xml:space="preserve"> PAGEREF _Toc113349874 \h </w:instrText>
         </w:r>
         <w:r>
           <w:rPr>
@@ -3713,7 +3712,7 @@
           <w:color w:val="auto"/>
         </w:rPr>
       </w:pPr>
-      <w:hyperlink w:anchor="_Toc104384868" w:history="1">
+      <w:hyperlink w:anchor="_Toc113349875" w:history="1">
         <w:r>
           <w:rPr>
             <w:rStyle w:val="Collegamentoipertestuale"/>
@@ -3751,7 +3750,7 @@
           <w:rPr>
             <w:webHidden/>
           </w:rPr>
-          <w:instrText xml:space="preserve"> PAGEREF _Toc104384868 \h </w:instrText>
+          <w:instrText xml:space="preserve"> PAGEREF _Toc113349875 \h </w:instrText>
         </w:r>
         <w:r>
           <w:rPr>
@@ -3788,7 +3787,7 @@
           <w:color w:val="auto"/>
         </w:rPr>
       </w:pPr>
-      <w:hyperlink w:anchor="_Toc104384869" w:history="1">
+      <w:hyperlink w:anchor="_Toc113349876" w:history="1">
         <w:r>
           <w:rPr>
             <w:rStyle w:val="Collegamentoipertestuale"/>
@@ -3826,7 +3825,7 @@
           <w:rPr>
             <w:webHidden/>
           </w:rPr>
-          <w:instrText xml:space="preserve"> PAGEREF _Toc104384869 \h </w:instrText>
+          <w:instrText xml:space="preserve"> PAGEREF _Toc113349876 \h </w:instrText>
         </w:r>
         <w:r>
           <w:rPr>
@@ -3865,7 +3864,7 @@
           <w:color w:val="auto"/>
         </w:rPr>
       </w:pPr>
-      <w:hyperlink w:anchor="_Toc104384870" w:history="1">
+      <w:hyperlink w:anchor="_Toc113349877" w:history="1">
         <w:r>
           <w:rPr>
             <w:rStyle w:val="Collegamentoipertestuale"/>
@@ -3893,7 +3892,7 @@
             <w:noProof/>
             <w:webHidden/>
           </w:rPr>
-          <w:instrText xml:space="preserve"> PAGEREF _Toc104384870 \h </w:instrText>
+          <w:instrText xml:space="preserve"> PAGEREF _Toc113349877 \h </w:instrText>
         </w:r>
         <w:r>
           <w:rPr>
@@ -3936,7 +3935,7 @@
           <w:color w:val="auto"/>
         </w:rPr>
       </w:pPr>
-      <w:hyperlink w:anchor="_Toc104384871" w:history="1">
+      <w:hyperlink w:anchor="_Toc113349878" w:history="1">
         <w:r>
           <w:rPr>
             <w:rStyle w:val="Collegamentoipertestuale"/>
@@ -3964,7 +3963,7 @@
             <w:noProof/>
             <w:webHidden/>
           </w:rPr>
-          <w:instrText xml:space="preserve"> PAGEREF _Toc104384871 \h </w:instrText>
+          <w:instrText xml:space="preserve"> PAGEREF _Toc113349878 \h </w:instrText>
         </w:r>
         <w:r>
           <w:rPr>
@@ -4007,7 +4006,7 @@
           <w:color w:val="auto"/>
         </w:rPr>
       </w:pPr>
-      <w:hyperlink w:anchor="_Toc104384872" w:history="1">
+      <w:hyperlink w:anchor="_Toc113349879" w:history="1">
         <w:r>
           <w:rPr>
             <w:rStyle w:val="Collegamentoipertestuale"/>
@@ -4043,7 +4042,7 @@
             <w:noProof/>
             <w:webHidden/>
           </w:rPr>
-          <w:instrText xml:space="preserve"> PAGEREF _Toc104384872 \h </w:instrText>
+          <w:instrText xml:space="preserve"> PAGEREF _Toc113349879 \h </w:instrText>
         </w:r>
         <w:r>
           <w:rPr>
@@ -4087,7 +4086,7 @@
           <w:color w:val="auto"/>
         </w:rPr>
       </w:pPr>
-      <w:hyperlink w:anchor="_Toc104384873" w:history="1">
+      <w:hyperlink w:anchor="_Toc113349880" w:history="1">
         <w:r>
           <w:rPr>
             <w:rStyle w:val="Collegamentoipertestuale"/>
@@ -4131,7 +4130,7 @@
             <w:noProof/>
             <w:webHidden/>
           </w:rPr>
-          <w:instrText xml:space="preserve"> PAGEREF _Toc104384873 \h </w:instrText>
+          <w:instrText xml:space="preserve"> PAGEREF _Toc113349880 \h </w:instrText>
         </w:r>
         <w:r>
           <w:rPr>
@@ -4174,7 +4173,7 @@
           <w:color w:val="auto"/>
         </w:rPr>
       </w:pPr>
-      <w:hyperlink w:anchor="_Toc104384874" w:history="1">
+      <w:hyperlink w:anchor="_Toc113349881" w:history="1">
         <w:r>
           <w:rPr>
             <w:rStyle w:val="Collegamentoipertestuale"/>
@@ -4202,7 +4201,7 @@
             <w:noProof/>
             <w:webHidden/>
           </w:rPr>
-          <w:instrText xml:space="preserve"> PAGEREF _Toc104384874 \h </w:instrText>
+          <w:instrText xml:space="preserve"> PAGEREF _Toc113349881 \h </w:instrText>
         </w:r>
         <w:r>
           <w:rPr>
@@ -4245,7 +4244,7 @@
           <w:color w:val="auto"/>
         </w:rPr>
       </w:pPr>
-      <w:hyperlink w:anchor="_Toc104384875" w:history="1">
+      <w:hyperlink w:anchor="_Toc113349882" w:history="1">
         <w:r>
           <w:rPr>
             <w:rStyle w:val="Collegamentoipertestuale"/>
@@ -4273,7 +4272,7 @@
             <w:noProof/>
             <w:webHidden/>
           </w:rPr>
-          <w:instrText xml:space="preserve"> PAGEREF _Toc104384875 \h </w:instrText>
+          <w:instrText xml:space="preserve"> PAGEREF _Toc113349882 \h </w:instrText>
         </w:r>
         <w:r>
           <w:rPr>
@@ -4347,7 +4346,7 @@
           <w:szCs w:val="24"/>
         </w:rPr>
       </w:pPr>
-      <w:bookmarkStart w:id="5" w:name="_Toc104384862"/>
+      <w:bookmarkStart w:id="5" w:name="_Toc113349869"/>
       <w:r>
         <w:rPr>
           <w:rFonts w:asciiTheme="minorHAnsi" w:eastAsia="Times New Roman" w:hAnsiTheme="minorHAnsi" w:cs="Times New Roman"/>
@@ -4397,7 +4396,7 @@
           <w:szCs w:val="24"/>
         </w:rPr>
       </w:pPr>
-      <w:bookmarkStart w:id="6" w:name="_Toc104384863"/>
+      <w:bookmarkStart w:id="6" w:name="_Toc113349870"/>
       <w:r>
         <w:rPr>
           <w:rFonts w:asciiTheme="minorHAnsi" w:eastAsia="Times New Roman" w:hAnsiTheme="minorHAnsi" w:cs="Times New Roman"/>
@@ -4426,21 +4425,11 @@
       <w:r>
         <w:t xml:space="preserve">Il presente documento viene rilasciato con lo scopo di dettagliare le attività preliminari prima della messa in esercizio della </w:t>
       </w:r>
-      <w:r>
-        <w:fldChar w:fldCharType="begin"/>
-      </w:r>
-      <w:r>
-        <w:instrText xml:space="preserve"> DOCPROPERTY  Scopo  \* MERGEFORMAT </w:instrText>
-      </w:r>
-      <w:r>
-        <w:fldChar w:fldCharType="separate"/>
-      </w:r>
-      <w:r>
-        <w:t>MEV 021_2019 RegInde</w:t>
-      </w:r>
-      <w:r>
-        <w:fldChar w:fldCharType="end"/>
-      </w:r>
+      <w:fldSimple w:instr=" DOCPROPERTY  Scopo  \* MERGEFORMAT ">
+        <w:r>
+          <w:t>MEV 021_2019 RegInde</w:t>
+        </w:r>
+      </w:fldSimple>
       <w:r>
         <w:t xml:space="preserve"> e sono relative all’a</w:t>
       </w:r>
@@ -4469,7 +4458,7 @@
           <w:szCs w:val="24"/>
         </w:rPr>
       </w:pPr>
-      <w:bookmarkStart w:id="7" w:name="_Toc104384864"/>
+      <w:bookmarkStart w:id="7" w:name="_Toc113349871"/>
       <w:r>
         <w:rPr>
           <w:rFonts w:asciiTheme="minorHAnsi" w:eastAsia="Times New Roman" w:hAnsiTheme="minorHAnsi" w:cs="Times New Roman"/>
@@ -4760,7 +4749,7 @@
                 <w:szCs w:val="24"/>
               </w:rPr>
             </w:pPr>
-            <w:bookmarkStart w:id="8" w:name="_Toc104384865"/>
+            <w:bookmarkStart w:id="8" w:name="_Toc113349872"/>
             <w:r>
               <w:rPr>
                 <w:rFonts w:asciiTheme="minorHAnsi" w:eastAsia="Times New Roman" w:hAnsiTheme="minorHAnsi" w:cs="Times New Roman"/>
@@ -4791,7 +4780,7 @@
                 <w:szCs w:val="24"/>
               </w:rPr>
             </w:pPr>
-            <w:bookmarkStart w:id="9" w:name="_Toc104384866"/>
+            <w:bookmarkStart w:id="9" w:name="_Toc113349873"/>
             <w:r>
               <w:rPr>
                 <w:rFonts w:asciiTheme="minorHAnsi" w:eastAsia="Times New Roman" w:hAnsiTheme="minorHAnsi" w:cs="Times New Roman"/>
@@ -5048,7 +5037,7 @@
           <w:szCs w:val="24"/>
         </w:rPr>
       </w:pPr>
-      <w:bookmarkStart w:id="10" w:name="_Toc104384867"/>
+      <w:bookmarkStart w:id="10" w:name="_Toc113349874"/>
       <w:r>
         <w:rPr>
           <w:rFonts w:asciiTheme="minorHAnsi" w:eastAsia="Times New Roman" w:hAnsiTheme="minorHAnsi" w:cs="Times New Roman"/>
@@ -8396,7 +8385,7 @@
           <w:szCs w:val="24"/>
         </w:rPr>
       </w:pPr>
-      <w:bookmarkStart w:id="11" w:name="_Toc104384868"/>
+      <w:bookmarkStart w:id="11" w:name="_Toc113349875"/>
       <w:r>
         <w:rPr>
           <w:rFonts w:asciiTheme="minorHAnsi" w:eastAsia="Times New Roman" w:hAnsiTheme="minorHAnsi" w:cs="Times New Roman"/>
@@ -8580,7 +8569,7 @@
           <w:szCs w:val="24"/>
         </w:rPr>
       </w:pPr>
-      <w:bookmarkStart w:id="12" w:name="_Toc104384869"/>
+      <w:bookmarkStart w:id="12" w:name="_Toc113349876"/>
       <w:r>
         <w:rPr>
           <w:rFonts w:asciiTheme="minorHAnsi" w:eastAsia="Times New Roman" w:hAnsiTheme="minorHAnsi" w:cs="Times New Roman"/>
@@ -8703,7 +8692,7 @@
           <w:szCs w:val="24"/>
         </w:rPr>
       </w:pPr>
-      <w:bookmarkStart w:id="13" w:name="_Toc104384870"/>
+      <w:bookmarkStart w:id="13" w:name="_Toc113349877"/>
       <w:r>
         <w:rPr>
           <w:rFonts w:asciiTheme="minorHAnsi" w:eastAsia="Times New Roman" w:hAnsiTheme="minorHAnsi" w:cs="Times New Roman"/>
@@ -8844,7 +8833,7 @@
         </w:rPr>
       </w:pPr>
       <w:bookmarkStart w:id="14" w:name="_Toc98146156"/>
-      <w:bookmarkStart w:id="15" w:name="_Toc104384871"/>
+      <w:bookmarkStart w:id="15" w:name="_Toc113349878"/>
       <w:r>
         <w:rPr>
           <w:rFonts w:asciiTheme="minorHAnsi" w:eastAsia="Times New Roman" w:hAnsiTheme="minorHAnsi" w:cs="Times New Roman"/>
@@ -8988,7 +8977,7 @@
         </w:rPr>
       </w:pPr>
       <w:bookmarkStart w:id="16" w:name="_Toc98146157"/>
-      <w:bookmarkStart w:id="17" w:name="_Toc104384872"/>
+      <w:bookmarkStart w:id="17" w:name="_Toc113349879"/>
       <w:r>
         <w:rPr>
           <w:rFonts w:asciiTheme="minorHAnsi" w:eastAsia="Times New Roman" w:hAnsiTheme="minorHAnsi" w:cs="Times New Roman"/>
@@ -9262,21 +9251,11 @@
       <w:r>
         <w:t xml:space="preserve">Creare sul server DB una cartella </w:t>
       </w:r>
-      <w:r>
-        <w:fldChar w:fldCharType="begin"/>
-      </w:r>
-      <w:r>
-        <w:instrText xml:space="preserve"> DOCPROPERTY  "Versione Rilascio Unix"  \* MERGEFORMAT </w:instrText>
-      </w:r>
-      <w:r>
-        <w:fldChar w:fldCharType="separate"/>
-      </w:r>
-      <w:r>
-        <w:t>MEV-2019_21</w:t>
-      </w:r>
-      <w:r>
-        <w:fldChar w:fldCharType="end"/>
-      </w:r>
+      <w:fldSimple w:instr=" DOCPROPERTY  &quot;Versione Rilascio Unix&quot;  \* MERGEFORMAT ">
+        <w:r>
+          <w:t>MEV-2019_21</w:t>
+        </w:r>
+      </w:fldSimple>
       <w:r>
         <w:t xml:space="preserve"> </w:t>
       </w:r>
@@ -9312,21 +9291,11 @@
       <w:r>
         <w:t xml:space="preserve"> nella cartella /home/oracle/</w:t>
       </w:r>
-      <w:r>
-        <w:fldChar w:fldCharType="begin"/>
-      </w:r>
-      <w:r>
-        <w:instrText xml:space="preserve"> DOCPROPERTY  "Versione Rilascio Unix"  \* MERGEFORMAT </w:instrText>
-      </w:r>
-      <w:r>
-        <w:fldChar w:fldCharType="separate"/>
-      </w:r>
-      <w:r>
-        <w:t>MEV-2019_21</w:t>
-      </w:r>
-      <w:r>
-        <w:fldChar w:fldCharType="end"/>
-      </w:r>
+      <w:fldSimple w:instr=" DOCPROPERTY  &quot;Versione Rilascio Unix&quot;  \* MERGEFORMAT ">
+        <w:r>
+          <w:t>MEV-2019_21</w:t>
+        </w:r>
+      </w:fldSimple>
       <w:r>
         <w:t>/.</w:t>
       </w:r>
@@ -9347,21 +9316,11 @@
       <w:r>
         <w:t xml:space="preserve">Dare i permessi di lettura, scrittura ed esecuzione a tutti i file della cartella </w:t>
       </w:r>
-      <w:r>
-        <w:fldChar w:fldCharType="begin"/>
-      </w:r>
-      <w:r>
-        <w:instrText xml:space="preserve"> DOCPROPERTY  "Versione Rilascio Unix"  \* MERGEFORMAT </w:instrText>
-      </w:r>
-      <w:r>
-        <w:fldChar w:fldCharType="separate"/>
-      </w:r>
-      <w:r>
-        <w:t>MEV-2019_21</w:t>
-      </w:r>
-      <w:r>
-        <w:fldChar w:fldCharType="end"/>
-      </w:r>
+      <w:fldSimple w:instr=" DOCPROPERTY  &quot;Versione Rilascio Unix&quot;  \* MERGEFORMAT ">
+        <w:r>
+          <w:t>MEV-2019_21</w:t>
+        </w:r>
+      </w:fldSimple>
       <w:r>
         <w:t xml:space="preserve"> tramite il comando:</w:t>
       </w:r>
@@ -9622,21 +9581,11 @@
       <w:r>
         <w:t>/</w:t>
       </w:r>
-      <w:r>
-        <w:fldChar w:fldCharType="begin"/>
-      </w:r>
-      <w:r>
-        <w:instrText xml:space="preserve"> DOCPROPERTY  "Versione Rilascio Unix"  \* MERGEFORMAT </w:instrText>
-      </w:r>
-      <w:r>
-        <w:fldChar w:fldCharType="separate"/>
-      </w:r>
-      <w:r>
-        <w:t>MEV-2019_21</w:t>
-      </w:r>
-      <w:r>
-        <w:fldChar w:fldCharType="end"/>
-      </w:r>
+      <w:fldSimple w:instr=" DOCPROPERTY  &quot;Versione Rilascio Unix&quot;  \* MERGEFORMAT ">
+        <w:r>
+          <w:t>MEV-2019_21</w:t>
+        </w:r>
+      </w:fldSimple>
       <w:r>
         <w:t>/</w:t>
       </w:r>
@@ -9679,7 +9628,7 @@
           <w:szCs w:val="24"/>
         </w:rPr>
       </w:pPr>
-      <w:bookmarkStart w:id="18" w:name="_Toc104384873"/>
+      <w:bookmarkStart w:id="18" w:name="_Toc113349880"/>
       <w:r>
         <w:rPr>
           <w:rFonts w:asciiTheme="minorHAnsi" w:eastAsia="Times New Roman" w:hAnsiTheme="minorHAnsi" w:cs="Times New Roman"/>
@@ -9752,7 +9701,7 @@
         </w:rPr>
       </w:pPr>
       <w:bookmarkStart w:id="19" w:name="_Toc98146159"/>
-      <w:bookmarkStart w:id="20" w:name="_Toc104384874"/>
+      <w:bookmarkStart w:id="20" w:name="_Toc113349881"/>
       <w:r>
         <w:rPr>
           <w:rFonts w:asciiTheme="minorHAnsi" w:eastAsia="Times New Roman" w:hAnsiTheme="minorHAnsi" w:cs="Times New Roman"/>
@@ -10959,21 +10908,11 @@
       <w:r>
         <w:t>/home/oracle/</w:t>
       </w:r>
-      <w:r>
-        <w:fldChar w:fldCharType="begin"/>
-      </w:r>
-      <w:r>
-        <w:instrText xml:space="preserve"> DOCPROPERTY  "Versione Rilascio Unix"  \* MERGEFORMAT </w:instrText>
-      </w:r>
-      <w:r>
-        <w:fldChar w:fldCharType="separate"/>
-      </w:r>
-      <w:r>
-        <w:t>MEV-2019_21</w:t>
-      </w:r>
-      <w:r>
-        <w:fldChar w:fldCharType="end"/>
-      </w:r>
+      <w:fldSimple w:instr=" DOCPROPERTY  &quot;Versione Rilascio Unix&quot;  \* MERGEFORMAT ">
+        <w:r>
+          <w:t>MEV-2019_21</w:t>
+        </w:r>
+      </w:fldSimple>
       <w:r>
         <w:t>/</w:t>
       </w:r>
@@ -11660,7 +11599,7 @@
         </w:rPr>
       </w:pPr>
       <w:bookmarkStart w:id="21" w:name="_Toc98146165"/>
-      <w:bookmarkStart w:id="22" w:name="_Toc104384875"/>
+      <w:bookmarkStart w:id="22" w:name="_Toc113349882"/>
       <w:r>
         <w:rPr>
           <w:rFonts w:asciiTheme="minorHAnsi" w:eastAsia="Times New Roman" w:hAnsiTheme="minorHAnsi" w:cs="Times New Roman"/>
@@ -12443,21 +12382,11 @@
       <w:r>
         <w:t>/home/oracle/</w:t>
       </w:r>
-      <w:r>
-        <w:fldChar w:fldCharType="begin"/>
-      </w:r>
-      <w:r>
-        <w:instrText xml:space="preserve"> DOCPROPERTY  "Versione Rilascio Unix"  \* MERGEFORMAT </w:instrText>
-      </w:r>
-      <w:r>
-        <w:fldChar w:fldCharType="separate"/>
-      </w:r>
-      <w:r>
-        <w:t>MEV-2019_21</w:t>
-      </w:r>
-      <w:r>
-        <w:fldChar w:fldCharType="end"/>
-      </w:r>
+      <w:fldSimple w:instr=" DOCPROPERTY  &quot;Versione Rilascio Unix&quot;  \* MERGEFORMAT ">
+        <w:r>
+          <w:t>MEV-2019_21</w:t>
+        </w:r>
+      </w:fldSimple>
       <w:r>
         <w:t>/</w:t>
       </w:r>
@@ -12974,6 +12903,7 @@
       <w:r>
         <w:t>non deve estrarre alcun record.</w:t>
       </w:r>
+      <w:bookmarkEnd w:id="0"/>
     </w:p>
     <w:sectPr>
       <w:headerReference w:type="even" r:id="rId11"/>
@@ -20659,7 +20589,7 @@
   <a:extraClrSchemeLst/>
   <a:extLst>
     <a:ext uri="{05A4C25C-085E-4340-85A3-A5531E510DB2}">
-      <thm15:themeFamily xmlns:thm15="http://schemas.microsoft.com/office/thememl/2012/main" xmlns="" name="Office Theme" id="{62F939B6-93AF-4DB8-9C6B-D6C7DFDC589F}" vid="{4A3C46E8-61CC-4603-A589-7422A47A8E4A}"/>
+      <thm15:themeFamily xmlns="" xmlns:thm15="http://schemas.microsoft.com/office/thememl/2012/main" name="Office Theme" id="{62F939B6-93AF-4DB8-9C6B-D6C7DFDC589F}" vid="{4A3C46E8-61CC-4603-A589-7422A47A8E4A}"/>
     </a:ext>
   </a:extLst>
 </a:theme>
@@ -20670,7 +20600,7 @@
 </file>
 
 <file path=customXml/itemProps1.xml><?xml version="1.0" encoding="utf-8"?>
-<ds:datastoreItem xmlns:ds="http://schemas.openxmlformats.org/officeDocument/2006/customXml" ds:itemID="{F5C99D31-037F-4A05-A4CA-32066371DCE0}">
+<ds:datastoreItem xmlns:ds="http://schemas.openxmlformats.org/officeDocument/2006/customXml" ds:itemID="{2BDFF796-DCCF-43DC-AA1A-AA9476B15107}">
   <ds:schemaRefs>
     <ds:schemaRef ds:uri="http://schemas.openxmlformats.org/officeDocument/2006/bibliography"/>
   </ds:schemaRefs>
